--- a/report.docx
+++ b/report.docx
@@ -655,7 +655,7 @@
           <w:rFonts w:ascii="宋体" w:hAnsi="宋体" w:eastAsia="宋体"/>
           <w:b w:val="0"/>
         </w:rPr>
-        <w:t>必须通过 http:// 访问而不能直接双击打开 file:// 页面：ES Module 与 .glb 模型会被同源策略拦截。本地用 `node server.mjs` 起一个零依赖静态服务器（默认 8123 端口）即可。</w:t>
+        <w:t>必须通过 http:// 访问而不能直接双击打开 file:// 页面：ES Module 与 .glb 模型会被同源策略拦截。本地用 node server.mjs 起一个零依赖静态服务器（默认 8123 端口）即可。</w:t>
       </w:r>
     </w:p>
     <w:p>
@@ -696,7 +696,7 @@
           <w:rFonts w:ascii="宋体" w:hAnsi="宋体" w:eastAsia="宋体"/>
           <w:b w:val="0"/>
         </w:rPr>
-        <w:t>场景树里每个关节节点都带一个静止旋转 R_fix（模型导出时就有了），它把节点局部坐标系的 +Z …… 实际上在本模型里，R_fix 保证的是“节点的某个局部轴 = 该关节的转动轴”。于是单个关节的变换可以拆成三级：</w:t>
+        <w:t>场景树里每个关节节点都带一个静止旋转 R_fix（模型导出时就已经烘进节点里），它保证“节点的某个局部轴恰好是该关节的转动轴”。于是单个关节的变换可以干净地拆成三级：</w:t>
       </w:r>
     </w:p>
     <w:p>
